--- a/fåglar/A 12139-2019 prioriterade fågelarter.docx
+++ b/fåglar/A 12139-2019 prioriterade fågelarter.docx
@@ -24,6 +24,20 @@
         </w:rPr>
         <w:t xml:space="preserve"> </w:t>
       </w:r>
+      <w:r>
+        <w:rPr>
+          <w:b/>
+          <w:bCs/>
+        </w:rPr>
+        <w:t xml:space="preserve">i </w:t>
+      </w:r>
+      <w:r>
+        <w:rPr>
+          <w:b/>
+          <w:bCs/>
+        </w:rPr>
+        <w:t>Östergötlands län</w:t>
+      </w:r>
     </w:p>
     <w:bookmarkEnd w:id="0"/>
     <w:p>
@@ -42,7 +56,10 @@
         <w:t xml:space="preserve"> </w:t>
       </w:r>
       <w:r>
-        <w:t xml:space="preserve">avverkningsanmälan </w:t>
+        <w:t>avverkningsanmälan</w:t>
+      </w:r>
+      <w:r>
+        <w:t xml:space="preserve"> </w:t>
       </w:r>
       <w:r>
         <w:t>A 12139-2019</w:t>
@@ -56,29 +73,22 @@
       <w:r>
         <w:t xml:space="preserve"> </w:t>
       </w:r>
-      <w:r>
-        <w:t>artfynd av</w:t>
-      </w:r>
-      <w:r>
-        <w:t xml:space="preserve"> </w:t>
+      <w:proofErr w:type="spellStart"/>
+      <w:r>
+        <w:t>artfynd</w:t>
+      </w:r>
+      <w:proofErr w:type="spellEnd"/>
+      <w:r>
+        <w:t xml:space="preserve"> av </w:t>
       </w:r>
       <w:r>
         <w:t>spillkråka</w:t>
       </w:r>
       <w:r>
-        <w:t xml:space="preserve">, som finns med på listan över </w:t>
-      </w:r>
-      <w:r>
-        <w:t>prioriterad</w:t>
-      </w:r>
-      <w:r>
-        <w:t>e</w:t>
-      </w:r>
-      <w:r>
-        <w:t xml:space="preserve"> art</w:t>
-      </w:r>
-      <w:r>
-        <w:t>er</w:t>
+        <w:t xml:space="preserve">. </w:t>
+      </w:r>
+      <w:r>
+        <w:t>Detta är en prioriterad art</w:t>
       </w:r>
       <w:r>
         <w:rPr>
@@ -90,7 +100,13 @@
         <w:t xml:space="preserve"> i artskyddsförordningen</w:t>
       </w:r>
       <w:r>
-        <w:t xml:space="preserve">. Detta gör att </w:t>
+        <w:t xml:space="preserve"> vi</w:t>
+      </w:r>
+      <w:r>
+        <w:t>lket gör</w:t>
+      </w:r>
+      <w:r>
+        <w:t xml:space="preserve"> att </w:t>
       </w:r>
       <w:r>
         <w:t xml:space="preserve">vi anser att </w:t>
@@ -111,10 +127,10 @@
         <w:t xml:space="preserve"> </w:t>
       </w:r>
       <w:r>
-        <w:t xml:space="preserve">Det avverkningsanmälda området hyser miljöer lämpliga för </w:t>
-      </w:r>
-      <w:r>
-        <w:t>arten</w:t>
+        <w:t>Det avverkningsanmälda området hyser miljöer lämpliga för</w:t>
+      </w:r>
+      <w:r>
+        <w:t xml:space="preserve"> arten</w:t>
       </w:r>
       <w:r>
         <w:t>.</w:t>
@@ -147,7 +163,7 @@
           <w:rFonts w:asciiTheme="minorHAnsi" w:hAnsiTheme="minorHAnsi" w:cstheme="minorBidi"/>
           <w:lang w:eastAsia="en-US"/>
         </w:rPr>
-        <w:t>att Skogsstyrelsen/länsstyrelsen:</w:t>
+        <w:t>att Skogsstyrelsen</w:t>
       </w:r>
     </w:p>
     <w:p>
@@ -231,140 +247,56 @@
           <w:b/>
           <w:bCs/>
         </w:rPr>
-        <w:t xml:space="preserve">Med anledning av </w:t>
-      </w:r>
-      <w:r>
-        <w:rPr>
-          <w:b/>
-          <w:bCs/>
-        </w:rPr>
-        <w:t xml:space="preserve">bl.a. </w:t>
-      </w:r>
-      <w:r>
-        <w:rPr>
-          <w:b/>
-          <w:bCs/>
-        </w:rPr>
-        <w:t>dom</w:t>
-      </w:r>
-      <w:r>
-        <w:rPr>
-          <w:b/>
-          <w:bCs/>
-        </w:rPr>
-        <w:t>arna</w:t>
-      </w:r>
-      <w:r>
-        <w:rPr>
-          <w:b/>
-          <w:bCs/>
-        </w:rPr>
-        <w:t xml:space="preserve"> i mål M 2378-22 </w:t>
-      </w:r>
-      <w:r>
-        <w:rPr>
-          <w:b/>
-          <w:bCs/>
-        </w:rPr>
-        <w:t xml:space="preserve">och M 3606-22 </w:t>
-      </w:r>
-      <w:r>
-        <w:rPr>
-          <w:b/>
-          <w:bCs/>
-        </w:rPr>
-        <w:t>(Mark- och miljödomstolen i Östersund)</w:t>
-      </w:r>
-      <w:r>
-        <w:rPr>
-          <w:b/>
-          <w:bCs/>
-        </w:rPr>
-        <w:t xml:space="preserve"> samt M 9596-22 och de tre snarlika M 4238-23, M 4248-23 och M 4258-23 (Mark- och miljööverdomstolen)</w:t>
-      </w:r>
-      <w:r>
-        <w:rPr>
-          <w:b/>
-          <w:bCs/>
-        </w:rPr>
-        <w:t xml:space="preserve"> anser vi att Skogsstyrelsen bör </w:t>
-      </w:r>
-      <w:r>
-        <w:rPr>
-          <w:b/>
-          <w:bCs/>
-        </w:rPr>
-        <w:t xml:space="preserve">initiera en undersökning som </w:t>
-      </w:r>
-      <w:r>
-        <w:rPr>
-          <w:b/>
-          <w:bCs/>
-        </w:rPr>
-        <w:t>inkludera</w:t>
-      </w:r>
-      <w:r>
-        <w:rPr>
-          <w:b/>
-          <w:bCs/>
-        </w:rPr>
-        <w:t>r</w:t>
-      </w:r>
-      <w:r>
-        <w:rPr>
-          <w:b/>
-          <w:bCs/>
-        </w:rPr>
-        <w:t xml:space="preserve"> </w:t>
-      </w:r>
-      <w:r>
-        <w:rPr>
-          <w:b/>
-          <w:bCs/>
-        </w:rPr>
-        <w:t xml:space="preserve">förekomst av tretåig hackspett </w:t>
-      </w:r>
-      <w:r>
-        <w:rPr>
-          <w:b/>
-          <w:bCs/>
-        </w:rPr>
-        <w:t xml:space="preserve">(spår och/eller fynd) </w:t>
-      </w:r>
-      <w:r>
-        <w:rPr>
-          <w:b/>
-          <w:bCs/>
-        </w:rPr>
-        <w:t>i det aktuella området och</w:t>
-      </w:r>
-      <w:r>
-        <w:rPr>
-          <w:b/>
-          <w:bCs/>
-        </w:rPr>
-        <w:t xml:space="preserve"> innefattar frågan om </w:t>
-      </w:r>
-      <w:r>
-        <w:rPr>
-          <w:b/>
-          <w:bCs/>
-        </w:rPr>
-        <w:t xml:space="preserve">arten riskerar att utsättas för </w:t>
-      </w:r>
-      <w:r>
-        <w:rPr>
-          <w:b/>
-          <w:bCs/>
-        </w:rPr>
-        <w:t>betydande miljöpåverkan</w:t>
-      </w:r>
-      <w:r>
-        <w:rPr>
-          <w:b/>
-          <w:bCs/>
-        </w:rPr>
-        <w:t xml:space="preserve"> vid utförande av planerad avverkning</w:t>
+        <w:t>Undertecknad</w:t>
+      </w:r>
+      <w:r>
+        <w:rPr>
+          <w:b/>
+          <w:bCs/>
+        </w:rPr>
+        <w:t xml:space="preserve"> vill omgående blir informerad i samband med att beslut</w:t>
+      </w:r>
+      <w:r>
+        <w:rPr>
+          <w:b/>
+          <w:bCs/>
+        </w:rPr>
+        <w:t xml:space="preserve">, </w:t>
+      </w:r>
+      <w:r>
+        <w:rPr>
+          <w:b/>
+          <w:bCs/>
+        </w:rPr>
+        <w:t>nollbeslut</w:t>
+      </w:r>
+      <w:r>
+        <w:rPr>
+          <w:b/>
+          <w:bCs/>
+        </w:rPr>
+        <w:t xml:space="preserve"> eller </w:t>
+      </w:r>
+      <w:r>
+        <w:rPr>
+          <w:b/>
+          <w:bCs/>
+        </w:rPr>
+        <w:t>ställningstagande</w:t>
+      </w:r>
+      <w:r>
+        <w:rPr>
+          <w:b/>
+          <w:bCs/>
+        </w:rPr>
+        <w:t xml:space="preserve"> tas i avverkningsanmälda område</w:t>
+      </w:r>
+      <w:r>
+        <w:rPr>
+          <w:b/>
+          <w:bCs/>
+        </w:rPr>
+        <w:t>t</w:t>
       </w:r>
       <w:r>
         <w:rPr>
@@ -373,112 +305,16 @@
         </w:rPr>
         <w:t xml:space="preserve">. </w:t>
       </w:r>
-    </w:p>
-    <w:p>
-      <w:pPr>
-        <w:rPr>
-          <w:b/>
-          <w:bCs/>
-        </w:rPr>
-      </w:pPr>
-    </w:p>
-    <w:p>
-      <w:pPr>
-        <w:rPr>
-          <w:b/>
-          <w:bCs/>
-        </w:rPr>
-      </w:pPr>
-      <w:r>
-        <w:rPr>
-          <w:b/>
-          <w:bCs/>
-        </w:rPr>
-        <w:t xml:space="preserve">Vi vill omgående blir </w:t>
-      </w:r>
-      <w:r>
-        <w:rPr>
-          <w:b/>
-          <w:bCs/>
-        </w:rPr>
-        <w:t>inform</w:t>
-      </w:r>
-      <w:r>
-        <w:rPr>
-          <w:b/>
-          <w:bCs/>
-        </w:rPr>
-        <w:t>erade</w:t>
-      </w:r>
-      <w:r>
-        <w:rPr>
-          <w:b/>
-          <w:bCs/>
-        </w:rPr>
-        <w:t xml:space="preserve"> </w:t>
-      </w:r>
-      <w:r>
-        <w:rPr>
-          <w:b/>
-          <w:bCs/>
-        </w:rPr>
-        <w:t>när</w:t>
-      </w:r>
-      <w:r>
-        <w:rPr>
-          <w:b/>
-          <w:bCs/>
-        </w:rPr>
-        <w:t xml:space="preserve"> beslut</w:t>
-      </w:r>
-      <w:r>
-        <w:rPr>
-          <w:b/>
-          <w:bCs/>
-        </w:rPr>
-        <w:t xml:space="preserve"> eller ”</w:t>
-      </w:r>
-      <w:r>
-        <w:rPr>
-          <w:b/>
-          <w:bCs/>
-        </w:rPr>
-        <w:t>nollbeslut</w:t>
-      </w:r>
-      <w:r>
-        <w:rPr>
-          <w:b/>
-          <w:bCs/>
-        </w:rPr>
-        <w:t>”</w:t>
-      </w:r>
-      <w:r>
-        <w:rPr>
-          <w:b/>
-          <w:bCs/>
-        </w:rPr>
-        <w:t xml:space="preserve"> tas i avverkningsanmälda områden som är utpekade av modellen</w:t>
-      </w:r>
-      <w:r>
-        <w:rPr>
-          <w:b/>
-          <w:bCs/>
-        </w:rPr>
-        <w:t xml:space="preserve">. Föreningen har vid begäran rätt till detta, vilket bekräftas av såväl domstolsbeslut som Skogsstyrelsens tillsynsavdelning. </w:t>
-      </w:r>
-    </w:p>
-    <w:p>
-      <w:pPr>
-        <w:rPr>
-          <w:b/>
-          <w:bCs/>
-        </w:rPr>
-      </w:pPr>
-    </w:p>
-    <w:p>
-      <w:r>
-        <w:t xml:space="preserve">Enligt målbilderna för god miljöhänsyn ska hänsynskrävande biotoper undantas från skogsbruk. Om Skogsstyrelsen har avgränsat hänsynskrävande biotoper i det aktuella området tar vi gärna del av information om dessa. </w:t>
-      </w:r>
+      <w:bookmarkStart w:id="2" w:name="_Hlk126163723"/>
+    </w:p>
+    <w:bookmarkEnd w:id="2"/>
+    <w:p>
+      <w:pPr>
+        <w:rPr>
+          <w:b/>
+          <w:bCs/>
+        </w:rPr>
+      </w:pPr>
     </w:p>
     <w:p/>
     <w:p>
@@ -680,116 +516,26 @@
       </w:r>
     </w:p>
     <w:p/>
-    <w:p>
-      <w:r>
-        <w:t>I gällande riktlinjer för artskyddet</w:t>
-      </w:r>
-      <w:r>
-        <w:rPr>
-          <w:vertAlign w:val="superscript"/>
-        </w:rPr>
-        <w:footnoteReference w:id="2"/>
-      </w:r>
-      <w:r>
-        <w:t xml:space="preserve"> framgår på sidan 11 att:</w:t>
-      </w:r>
-    </w:p>
-    <w:p>
-      <w:pPr>
-        <w:rPr>
-          <w:b/>
-          <w:bCs/>
-        </w:rPr>
-      </w:pPr>
-      <w:r>
-        <w:rPr>
-          <w:b/>
-          <w:bCs/>
-        </w:rPr>
-        <w:t>Myndigheterna ska dokumentera bedömningar och fatta beslut</w:t>
-      </w:r>
-      <w:r>
-        <w:rPr>
-          <w:b/>
-          <w:bCs/>
-        </w:rPr>
-        <w:t>.</w:t>
-      </w:r>
-    </w:p>
-    <w:p>
-      <w:r>
-        <w:lastRenderedPageBreak/>
-        <w:t>Under ärendets gång är det viktigt att dialog och bedömningar dokumenteras i en tjänsteanteckning för att man i efterhand ska kunna visa hur bedömningen om artskyddsförordningens förbud har gjorts. Det är också viktigt att ärenden avslutas med beslut, då beslut ger markägare/ verksamhetsutövare rättssäkerhet, kan överklagas och underlättar uppföljande tillsyn. Riktlinjerna anger därför att beslut ska fattas och att bedömningar och dialog ska dokumenteras. Skogsstyrelsen och länsstyrelsen ska skicka beslutskopia för kännedom till varandra i samtliga skogsbruksärenden som berör artskyddsförordningen. I ärendehanteringen är det dock viktigt att myndigheterna hanterar arter som kan omfattas av sekretesslagens bestämmelser på ett korrekt sätt.</w:t>
-      </w:r>
-    </w:p>
     <w:p/>
+    <w:p>
+      <w:r>
+        <w:t>2024-03-10</w:t>
+      </w:r>
+      <w:r>
+        <w:t xml:space="preserve"> </w:t>
+      </w:r>
+      <w:proofErr w:type="spellStart"/>
+      <w:r>
+        <w:t>xxxxxxxxxxxx</w:t>
+      </w:r>
+      <w:proofErr w:type="spellEnd"/>
+    </w:p>
     <w:p/>
     <w:p>
       <w:r>
-        <w:t>20</w:t>
-      </w:r>
-      <w:r>
-        <w:t>XX</w:t>
-      </w:r>
-      <w:r>
-        <w:t>-</w:t>
-      </w:r>
-      <w:r>
-        <w:t>XX</w:t>
-      </w:r>
-      <w:r>
-        <w:t>-</w:t>
-      </w:r>
-      <w:r>
-        <w:t>XX</w:t>
-      </w:r>
-      <w:r>
-        <w:t xml:space="preserve">   xxxxxxxxxxxx</w:t>
-      </w:r>
-    </w:p>
-    <w:p/>
-    <w:p>
-      <w:r>
         <w:t>Namn</w:t>
       </w:r>
     </w:p>
-    <w:p/>
-    <w:p>
-      <w:r>
-        <w:t>Organisation/Förening</w:t>
-      </w:r>
-    </w:p>
-    <w:p/>
-    <w:p/>
-    <w:p/>
-    <w:p/>
-    <w:p/>
-    <w:p/>
-    <w:p/>
-    <w:p/>
-    <w:p/>
-    <w:p/>
-    <w:p/>
-    <w:p/>
-    <w:p/>
-    <w:p/>
-    <w:p/>
-    <w:p/>
-    <w:p/>
-    <w:p/>
-    <w:p/>
-    <w:p/>
-    <w:p/>
-    <w:p/>
-    <w:p/>
-    <w:p/>
-    <w:p/>
-    <w:p/>
-    <w:p/>
-    <w:p/>
-    <w:p/>
-    <w:p/>
-    <w:p/>
     <w:sectPr>
       <w:pgSz w:w="11906" w:h="16838"/>
       <w:pgMar w:top="1417" w:right="1417" w:bottom="1417" w:left="1417" w:header="708" w:footer="708" w:gutter="0"/>
@@ -850,77 +596,53 @@
         <w:t xml:space="preserve"> </w:t>
       </w:r>
       <w:r>
-        <w:t>I bilaga 4 till skogsvårdslagen finns en lista över prioriterade fågelarter. Det är fåglar som kan påverkas av skogsbruk och som antingen är rödlistade, listade i bilaga 1 till EU:s fågeldirektiv eller har minskat i antal mer än 50 procent under perioden 1977–2006.</w:t>
-      </w:r>
-      <w:r>
-        <w:t xml:space="preserve"> </w:t>
-      </w:r>
-      <w:hyperlink r:id="rId1" w:history="1">
-        <w:r>
-          <w:rPr>
-            <w:rStyle w:val="Hyperlink"/>
-          </w:rPr>
-          <w:t>http://www.skogsstyrelsen.se/globalassets/lag-och-tillsyn/artskydd/bedomning-av-tillfredstallande-niva-pa-fagelpopulation.pdf</w:t>
-        </w:r>
-      </w:hyperlink>
-      <w:r>
-        <w:t xml:space="preserve"> </w:t>
-      </w:r>
-    </w:p>
-  </w:footnote>
-  <w:footnote w:id="2">
-    <w:p>
-      <w:pPr>
-        <w:pStyle w:val="FootnoteText"/>
-      </w:pPr>
-      <w:r>
-        <w:rPr>
-          <w:rStyle w:val="FootnoteReference"/>
-        </w:rPr>
-        <w:footnoteRef/>
-      </w:r>
-      <w:r>
-        <w:t xml:space="preserve"> </w:t>
-      </w:r>
-      <w:r>
-        <w:t>Gemensamma riktlinjer för</w:t>
-      </w:r>
-      <w:r>
-        <w:t xml:space="preserve"> </w:t>
-      </w:r>
-      <w:r>
-        <w:t>handläggning av</w:t>
-      </w:r>
-      <w:r>
-        <w:t xml:space="preserve"> </w:t>
-      </w:r>
-      <w:r>
-        <w:t>artskyddsärenden i</w:t>
-      </w:r>
-      <w:r>
-        <w:t xml:space="preserve"> </w:t>
-      </w:r>
-      <w:r>
-        <w:t>skogsbruket</w:t>
-      </w:r>
-      <w:r>
-        <w:t xml:space="preserve"> </w:t>
-      </w:r>
-      <w:r>
-        <w:t>21 juni 2016</w:t>
-      </w:r>
-      <w:r>
-        <w:t xml:space="preserve"> </w:t>
-      </w:r>
-      <w:r>
-        <w:t>Naturvårdsverket</w:t>
-      </w:r>
-      <w:r>
-        <w:t xml:space="preserve"> </w:t>
-      </w:r>
-      <w:r>
-        <w:t>Skogsstyrelsen</w:t>
-      </w:r>
+        <w:t>I bilaga 4 till skogsvårdslagen finns en lista över prioriterade fågelarter. Det är fåglar som kan påverkas av skogsbruk och som antingen är rödlistade, listade i bilaga 1 till EU:s fågeldirektiv eller har minskat i antal mer än 50 procent under perioden 19</w:t>
+      </w:r>
+      <w:r>
+        <w:t>80</w:t>
+      </w:r>
+      <w:r>
+        <w:t>–20</w:t>
+      </w:r>
+      <w:r>
+        <w:t>18</w:t>
+      </w:r>
+      <w:r>
+        <w:t>.</w:t>
+      </w:r>
+      <w:r>
+        <w:t xml:space="preserve"> </w:t>
+      </w:r>
+      <w:bookmarkStart w:id="1" w:name="_Hlk148868111"/>
+      <w:r>
+        <w:fldChar w:fldCharType="begin"/>
+      </w:r>
+      <w:r>
+        <w:instrText>HYPERLINK "http://</w:instrText>
+      </w:r>
+      <w:r>
+        <w:instrText>www.skogsstyrelsen.se/globalassets/lag-och-tillsyn/artskydd/bedomning-av-tillfredstallande-niva-pa-fagelpopulation.pdf</w:instrText>
+      </w:r>
+      <w:r>
+        <w:instrText>"</w:instrText>
+      </w:r>
+      <w:r>
+        <w:fldChar w:fldCharType="separate"/>
+      </w:r>
+      <w:r>
+        <w:rPr>
+          <w:rStyle w:val="Hyperlink"/>
+        </w:rPr>
+        <w:t>www.skogsstyrelsen.se/globalassets/lag-och-tillsyn/artskydd/bedomning-av-tillfredstallande-niva-pa-fagelpopulation.pdf</w:t>
+      </w:r>
+      <w:r>
+        <w:fldChar w:fldCharType="end"/>
+      </w:r>
+      <w:r>
+        <w:t xml:space="preserve"> </w:t>
+      </w:r>
+      <w:hyperlink r:id="rId1" w:history="1"/>
+      <w:bookmarkEnd w:id="1"/>
     </w:p>
   </w:footnote>
 </w:footnotes>
@@ -1560,7 +1282,7 @@
     <w:uiPriority w:val="99"/>
     <w:semiHidden/>
     <w:unhideWhenUsed/>
-    <w:rsid w:val="00D41066"/>
+    <w:rsid w:val="00873524"/>
     <w:rPr>
       <w:color w:val="954F72" w:themeColor="followedHyperlink"/>
       <w:u w:val="single"/>

--- a/fåglar/A 12139-2019 prioriterade fågelarter.docx
+++ b/fåglar/A 12139-2019 prioriterade fågelarter.docx
@@ -519,7 +519,7 @@
     <w:p/>
     <w:p>
       <w:r>
-        <w:t>2024-03-10</w:t>
+        <w:t>2024-03-11</w:t>
       </w:r>
       <w:r>
         <w:t xml:space="preserve"> </w:t>

--- a/fåglar/A 12139-2019 prioriterade fågelarter.docx
+++ b/fåglar/A 12139-2019 prioriterade fågelarter.docx
@@ -519,7 +519,7 @@
     <w:p/>
     <w:p>
       <w:r>
-        <w:t>2024-03-11</w:t>
+        <w:t>2024-03-12</w:t>
       </w:r>
       <w:r>
         <w:t xml:space="preserve"> </w:t>

--- a/fåglar/A 12139-2019 prioriterade fågelarter.docx
+++ b/fåglar/A 12139-2019 prioriterade fågelarter.docx
@@ -519,7 +519,7 @@
     <w:p/>
     <w:p>
       <w:r>
-        <w:t>2024-03-12</w:t>
+        <w:t>2024-03-13</w:t>
       </w:r>
       <w:r>
         <w:t xml:space="preserve"> </w:t>
